--- a/templates/policies/125PLNV50.docx
+++ b/templates/policies/125PLNV50.docx
@@ -660,7 +660,7 @@
           <w:sz w:val="28"/>
           <w:szCs w:val="28"/>
         </w:rPr>
-        <w:t xml:space="preserve">Wniosek/Polisa A-A {{numer_polisy}}</w:t>
+        <w:t xml:space="preserve">Wniosek/Polisa </w:t>
       </w:r>
       <w:r>
         <w:rPr>
@@ -674,7 +674,7 @@
           <w:szCs w:val="30"/>
           <w:lang w:val="en-US" w:eastAsia="en-US" w:bidi="ar-SA"/>
         </w:rPr>
-        <w:t>A-A</w:t>
+        <w:t>A-A {{numer_polisy}}</w:t>
       </w:r>
       <w:r>
         <w:rPr>
@@ -16030,7 +16030,7 @@
                 <w:szCs w:val="18"/>
                 <w:lang w:eastAsia="en-US" w:bidi="ar-SA"/>
               </w:rPr>
-              <w:t>InterRisk TU S.A. Vienna Insurance Group {{numer_konta_bankowego}}</w:t>
+              <w:t>InterRisk TU S.A. Vienna Insurance Group</w:t>
             </w:r>
           </w:p>
         </w:tc>
@@ -16060,6 +16060,14 @@
             </w:pPr>
             <w:r>
               <w:rPr/>
+            </w:r>
+            <w:r>
+              <w:rPr>
+                <w:rFonts w:ascii="Arial" w:hAnsi="Arial"/>
+                <w:sz w:val="16"/>
+                <w:szCs w:val="16"/>
+              </w:rPr>
+              <w:t>{{numer_konta_bankowego}}</w:t>
             </w:r>
           </w:p>
         </w:tc>
@@ -27876,7 +27884,7 @@
         <w:rPr>
           <w:spacing w:val="16"/>
         </w:rPr>
-        <w:t xml:space="preserve"> 16.06.2026</w:t>
+        <w:t xml:space="preserve">{{data_wystawienia}}</w:t>
       </w:r>
       <w:r>
         <w:rPr/>

--- a/templates/policies/125PLNV50.docx
+++ b/templates/policies/125PLNV50.docx
@@ -30130,7 +30130,62 @@
                               <w:spacing w:val="-5"/>
                               <w:sz w:val="14"/>
                             </w:rPr>
-                            <w:t>/8</w:t>
+                            <w:t>/</w:t>
+                          </w:r>
+                          <w:r>
+                            <w:rPr>
+                              <w:rFonts w:ascii="Arial" w:hAnsi="Arial"/>
+                              <w:b/>
+                              <w:i/>
+                              <w:color w:val="000000"/>
+                              <w:spacing w:val="-5"/>
+                              <w:sz w:val="14"/>
+                            </w:rPr>
+                            <w:fldChar w:fldCharType="begin"/>
+                          </w:r>
+                          <w:r>
+                            <w:rPr>
+                              <w:rFonts w:ascii="Arial" w:hAnsi="Arial"/>
+                              <w:b/>
+                              <w:i/>
+                              <w:color w:val="000000"/>
+                              <w:spacing w:val="-5"/>
+                              <w:sz w:val="14"/>
+                            </w:rPr>
+                            <w:instrText xml:space="preserve"> NUMPAGES </w:instrText>
+                          </w:r>
+                          <w:r>
+                            <w:rPr>
+                              <w:rFonts w:ascii="Arial" w:hAnsi="Arial"/>
+                              <w:b/>
+                              <w:i/>
+                              <w:color w:val="000000"/>
+                              <w:spacing w:val="-5"/>
+                              <w:sz w:val="14"/>
+                            </w:rPr>
+                            <w:fldChar w:fldCharType="separate"/>
+                          </w:r>
+                          <w:r>
+                            <w:rPr>
+                              <w:rFonts w:ascii="Arial" w:hAnsi="Arial"/>
+                              <w:b/>
+                              <w:i/>
+                              <w:color w:val="000000"/>
+                              <w:spacing w:val="-5"/>
+                              <w:sz w:val="14"/>
+                            </w:rPr>
+                            <w:t>8</w:t>
+                          </w:r>
+                          <w:r>
+                            <w:rPr>
+                              <w:rFonts w:ascii="Arial" w:hAnsi="Arial"/>
+                              <w:b/>
+                              <w:i/>
+                              <w:color w:val="000000"/>
+                              <w:spacing w:val="-5"/>
+                              <w:sz w:val="14"/>
+                            </w:rPr>
+                            <w:fldChar w:fldCharType="end"/>
                           </w:r>
                         </w:p>
                       </w:txbxContent>
@@ -30227,7 +30282,62 @@
                         <w:spacing w:val="-5"/>
                         <w:sz w:val="14"/>
                       </w:rPr>
-                      <w:t>/8</w:t>
+                      <w:t>/</w:t>
+                    </w:r>
+                    <w:r>
+                      <w:rPr>
+                        <w:rFonts w:ascii="Arial" w:hAnsi="Arial"/>
+                        <w:b/>
+                        <w:i/>
+                        <w:color w:val="000000"/>
+                        <w:spacing w:val="-5"/>
+                        <w:sz w:val="14"/>
+                      </w:rPr>
+                      <w:fldChar w:fldCharType="begin"/>
+                    </w:r>
+                    <w:r>
+                      <w:rPr>
+                        <w:rFonts w:ascii="Arial" w:hAnsi="Arial"/>
+                        <w:b/>
+                        <w:i/>
+                        <w:color w:val="000000"/>
+                        <w:spacing w:val="-5"/>
+                        <w:sz w:val="14"/>
+                      </w:rPr>
+                      <w:instrText xml:space="preserve"> NUMPAGES </w:instrText>
+                    </w:r>
+                    <w:r>
+                      <w:rPr>
+                        <w:rFonts w:ascii="Arial" w:hAnsi="Arial"/>
+                        <w:b/>
+                        <w:i/>
+                        <w:color w:val="000000"/>
+                        <w:spacing w:val="-5"/>
+                        <w:sz w:val="14"/>
+                      </w:rPr>
+                      <w:fldChar w:fldCharType="separate"/>
+                    </w:r>
+                    <w:r>
+                      <w:rPr>
+                        <w:rFonts w:ascii="Arial" w:hAnsi="Arial"/>
+                        <w:b/>
+                        <w:i/>
+                        <w:color w:val="000000"/>
+                        <w:spacing w:val="-5"/>
+                        <w:sz w:val="14"/>
+                      </w:rPr>
+                      <w:t>8</w:t>
+                    </w:r>
+                    <w:r>
+                      <w:rPr>
+                        <w:rFonts w:ascii="Arial" w:hAnsi="Arial"/>
+                        <w:b/>
+                        <w:i/>
+                        <w:color w:val="000000"/>
+                        <w:spacing w:val="-5"/>
+                        <w:sz w:val="14"/>
+                      </w:rPr>
+                      <w:fldChar w:fldCharType="end"/>
                     </w:r>
                   </w:p>
                 </w:txbxContent>
@@ -31975,7 +32085,62 @@
                               <w:spacing w:val="-5"/>
                               <w:sz w:val="14"/>
                             </w:rPr>
-                            <w:t>/8</w:t>
+                            <w:t>/</w:t>
+                          </w:r>
+                          <w:r>
+                            <w:rPr>
+                              <w:rFonts w:ascii="Arial" w:hAnsi="Arial"/>
+                              <w:b/>
+                              <w:i/>
+                              <w:color w:val="000000"/>
+                              <w:spacing w:val="-5"/>
+                              <w:sz w:val="14"/>
+                            </w:rPr>
+                            <w:fldChar w:fldCharType="begin"/>
+                          </w:r>
+                          <w:r>
+                            <w:rPr>
+                              <w:rFonts w:ascii="Arial" w:hAnsi="Arial"/>
+                              <w:b/>
+                              <w:i/>
+                              <w:color w:val="000000"/>
+                              <w:spacing w:val="-5"/>
+                              <w:sz w:val="14"/>
+                            </w:rPr>
+                            <w:instrText xml:space="preserve"> NUMPAGES </w:instrText>
+                          </w:r>
+                          <w:r>
+                            <w:rPr>
+                              <w:rFonts w:ascii="Arial" w:hAnsi="Arial"/>
+                              <w:b/>
+                              <w:i/>
+                              <w:color w:val="000000"/>
+                              <w:spacing w:val="-5"/>
+                              <w:sz w:val="14"/>
+                            </w:rPr>
+                            <w:fldChar w:fldCharType="separate"/>
+                          </w:r>
+                          <w:r>
+                            <w:rPr>
+                              <w:rFonts w:ascii="Arial" w:hAnsi="Arial"/>
+                              <w:b/>
+                              <w:i/>
+                              <w:color w:val="000000"/>
+                              <w:spacing w:val="-5"/>
+                              <w:sz w:val="14"/>
+                            </w:rPr>
+                            <w:t>8</w:t>
+                          </w:r>
+                          <w:r>
+                            <w:rPr>
+                              <w:rFonts w:ascii="Arial" w:hAnsi="Arial"/>
+                              <w:b/>
+                              <w:i/>
+                              <w:color w:val="000000"/>
+                              <w:spacing w:val="-5"/>
+                              <w:sz w:val="14"/>
+                            </w:rPr>
+                            <w:fldChar w:fldCharType="end"/>
                           </w:r>
                         </w:p>
                       </w:txbxContent>
@@ -32072,7 +32237,62 @@
                         <w:spacing w:val="-5"/>
                         <w:sz w:val="14"/>
                       </w:rPr>
-                      <w:t>/8</w:t>
+                      <w:t>/</w:t>
+                    </w:r>
+                    <w:r>
+                      <w:rPr>
+                        <w:rFonts w:ascii="Arial" w:hAnsi="Arial"/>
+                        <w:b/>
+                        <w:i/>
+                        <w:color w:val="000000"/>
+                        <w:spacing w:val="-5"/>
+                        <w:sz w:val="14"/>
+                      </w:rPr>
+                      <w:fldChar w:fldCharType="begin"/>
+                    </w:r>
+                    <w:r>
+                      <w:rPr>
+                        <w:rFonts w:ascii="Arial" w:hAnsi="Arial"/>
+                        <w:b/>
+                        <w:i/>
+                        <w:color w:val="000000"/>
+                        <w:spacing w:val="-5"/>
+                        <w:sz w:val="14"/>
+                      </w:rPr>
+                      <w:instrText xml:space="preserve"> NUMPAGES </w:instrText>
+                    </w:r>
+                    <w:r>
+                      <w:rPr>
+                        <w:rFonts w:ascii="Arial" w:hAnsi="Arial"/>
+                        <w:b/>
+                        <w:i/>
+                        <w:color w:val="000000"/>
+                        <w:spacing w:val="-5"/>
+                        <w:sz w:val="14"/>
+                      </w:rPr>
+                      <w:fldChar w:fldCharType="separate"/>
+                    </w:r>
+                    <w:r>
+                      <w:rPr>
+                        <w:rFonts w:ascii="Arial" w:hAnsi="Arial"/>
+                        <w:b/>
+                        <w:i/>
+                        <w:color w:val="000000"/>
+                        <w:spacing w:val="-5"/>
+                        <w:sz w:val="14"/>
+                      </w:rPr>
+                      <w:t>8</w:t>
+                    </w:r>
+                    <w:r>
+                      <w:rPr>
+                        <w:rFonts w:ascii="Arial" w:hAnsi="Arial"/>
+                        <w:b/>
+                        <w:i/>
+                        <w:color w:val="000000"/>
+                        <w:spacing w:val="-5"/>
+                        <w:sz w:val="14"/>
+                      </w:rPr>
+                      <w:fldChar w:fldCharType="end"/>
                     </w:r>
                   </w:p>
                 </w:txbxContent>
@@ -33834,7 +34054,62 @@
                               <w:spacing w:val="-5"/>
                               <w:sz w:val="14"/>
                             </w:rPr>
-                            <w:t>/8</w:t>
+                            <w:t>/</w:t>
+                          </w:r>
+                          <w:r>
+                            <w:rPr>
+                              <w:rFonts w:ascii="Arial" w:hAnsi="Arial"/>
+                              <w:b/>
+                              <w:i/>
+                              <w:color w:val="000000"/>
+                              <w:spacing w:val="-5"/>
+                              <w:sz w:val="14"/>
+                            </w:rPr>
+                            <w:fldChar w:fldCharType="begin"/>
+                          </w:r>
+                          <w:r>
+                            <w:rPr>
+                              <w:rFonts w:ascii="Arial" w:hAnsi="Arial"/>
+                              <w:b/>
+                              <w:i/>
+                              <w:color w:val="000000"/>
+                              <w:spacing w:val="-5"/>
+                              <w:sz w:val="14"/>
+                            </w:rPr>
+                            <w:instrText xml:space="preserve"> NUMPAGES </w:instrText>
+                          </w:r>
+                          <w:r>
+                            <w:rPr>
+                              <w:rFonts w:ascii="Arial" w:hAnsi="Arial"/>
+                              <w:b/>
+                              <w:i/>
+                              <w:color w:val="000000"/>
+                              <w:spacing w:val="-5"/>
+                              <w:sz w:val="14"/>
+                            </w:rPr>
+                            <w:fldChar w:fldCharType="separate"/>
+                          </w:r>
+                          <w:r>
+                            <w:rPr>
+                              <w:rFonts w:ascii="Arial" w:hAnsi="Arial"/>
+                              <w:b/>
+                              <w:i/>
+                              <w:color w:val="000000"/>
+                              <w:spacing w:val="-5"/>
+                              <w:sz w:val="14"/>
+                            </w:rPr>
+                            <w:t>8</w:t>
+                          </w:r>
+                          <w:r>
+                            <w:rPr>
+                              <w:rFonts w:ascii="Arial" w:hAnsi="Arial"/>
+                              <w:b/>
+                              <w:i/>
+                              <w:color w:val="000000"/>
+                              <w:spacing w:val="-5"/>
+                              <w:sz w:val="14"/>
+                            </w:rPr>
+                            <w:fldChar w:fldCharType="end"/>
                           </w:r>
                         </w:p>
                       </w:txbxContent>
@@ -33931,7 +34206,62 @@
                         <w:spacing w:val="-5"/>
                         <w:sz w:val="14"/>
                       </w:rPr>
-                      <w:t>/8</w:t>
+                      <w:t>/</w:t>
+                    </w:r>
+                    <w:r>
+                      <w:rPr>
+                        <w:rFonts w:ascii="Arial" w:hAnsi="Arial"/>
+                        <w:b/>
+                        <w:i/>
+                        <w:color w:val="000000"/>
+                        <w:spacing w:val="-5"/>
+                        <w:sz w:val="14"/>
+                      </w:rPr>
+                      <w:fldChar w:fldCharType="begin"/>
+                    </w:r>
+                    <w:r>
+                      <w:rPr>
+                        <w:rFonts w:ascii="Arial" w:hAnsi="Arial"/>
+                        <w:b/>
+                        <w:i/>
+                        <w:color w:val="000000"/>
+                        <w:spacing w:val="-5"/>
+                        <w:sz w:val="14"/>
+                      </w:rPr>
+                      <w:instrText xml:space="preserve"> NUMPAGES </w:instrText>
+                    </w:r>
+                    <w:r>
+                      <w:rPr>
+                        <w:rFonts w:ascii="Arial" w:hAnsi="Arial"/>
+                        <w:b/>
+                        <w:i/>
+                        <w:color w:val="000000"/>
+                        <w:spacing w:val="-5"/>
+                        <w:sz w:val="14"/>
+                      </w:rPr>
+                      <w:fldChar w:fldCharType="separate"/>
+                    </w:r>
+                    <w:r>
+                      <w:rPr>
+                        <w:rFonts w:ascii="Arial" w:hAnsi="Arial"/>
+                        <w:b/>
+                        <w:i/>
+                        <w:color w:val="000000"/>
+                        <w:spacing w:val="-5"/>
+                        <w:sz w:val="14"/>
+                      </w:rPr>
+                      <w:t>8</w:t>
+                    </w:r>
+                    <w:r>
+                      <w:rPr>
+                        <w:rFonts w:ascii="Arial" w:hAnsi="Arial"/>
+                        <w:b/>
+                        <w:i/>
+                        <w:color w:val="000000"/>
+                        <w:spacing w:val="-5"/>
+                        <w:sz w:val="14"/>
+                      </w:rPr>
+                      <w:fldChar w:fldCharType="end"/>
                     </w:r>
                   </w:p>
                 </w:txbxContent>
@@ -35679,7 +36009,62 @@
                               <w:spacing w:val="-5"/>
                               <w:sz w:val="14"/>
                             </w:rPr>
-                            <w:t>/8</w:t>
+                            <w:t>/</w:t>
+                          </w:r>
+                          <w:r>
+                            <w:rPr>
+                              <w:rFonts w:ascii="Arial" w:hAnsi="Arial"/>
+                              <w:b/>
+                              <w:i/>
+                              <w:color w:val="000000"/>
+                              <w:spacing w:val="-5"/>
+                              <w:sz w:val="14"/>
+                            </w:rPr>
+                            <w:fldChar w:fldCharType="begin"/>
+                          </w:r>
+                          <w:r>
+                            <w:rPr>
+                              <w:rFonts w:ascii="Arial" w:hAnsi="Arial"/>
+                              <w:b/>
+                              <w:i/>
+                              <w:color w:val="000000"/>
+                              <w:spacing w:val="-5"/>
+                              <w:sz w:val="14"/>
+                            </w:rPr>
+                            <w:instrText xml:space="preserve"> NUMPAGES </w:instrText>
+                          </w:r>
+                          <w:r>
+                            <w:rPr>
+                              <w:rFonts w:ascii="Arial" w:hAnsi="Arial"/>
+                              <w:b/>
+                              <w:i/>
+                              <w:color w:val="000000"/>
+                              <w:spacing w:val="-5"/>
+                              <w:sz w:val="14"/>
+                            </w:rPr>
+                            <w:fldChar w:fldCharType="separate"/>
+                          </w:r>
+                          <w:r>
+                            <w:rPr>
+                              <w:rFonts w:ascii="Arial" w:hAnsi="Arial"/>
+                              <w:b/>
+                              <w:i/>
+                              <w:color w:val="000000"/>
+                              <w:spacing w:val="-5"/>
+                              <w:sz w:val="14"/>
+                            </w:rPr>
+                            <w:t>8</w:t>
+                          </w:r>
+                          <w:r>
+                            <w:rPr>
+                              <w:rFonts w:ascii="Arial" w:hAnsi="Arial"/>
+                              <w:b/>
+                              <w:i/>
+                              <w:color w:val="000000"/>
+                              <w:spacing w:val="-5"/>
+                              <w:sz w:val="14"/>
+                            </w:rPr>
+                            <w:fldChar w:fldCharType="end"/>
                           </w:r>
                         </w:p>
                       </w:txbxContent>
@@ -35776,7 +36161,62 @@
                         <w:spacing w:val="-5"/>
                         <w:sz w:val="14"/>
                       </w:rPr>
-                      <w:t>/8</w:t>
+                      <w:t>/</w:t>
+                    </w:r>
+                    <w:r>
+                      <w:rPr>
+                        <w:rFonts w:ascii="Arial" w:hAnsi="Arial"/>
+                        <w:b/>
+                        <w:i/>
+                        <w:color w:val="000000"/>
+                        <w:spacing w:val="-5"/>
+                        <w:sz w:val="14"/>
+                      </w:rPr>
+                      <w:fldChar w:fldCharType="begin"/>
+                    </w:r>
+                    <w:r>
+                      <w:rPr>
+                        <w:rFonts w:ascii="Arial" w:hAnsi="Arial"/>
+                        <w:b/>
+                        <w:i/>
+                        <w:color w:val="000000"/>
+                        <w:spacing w:val="-5"/>
+                        <w:sz w:val="14"/>
+                      </w:rPr>
+                      <w:instrText xml:space="preserve"> NUMPAGES </w:instrText>
+                    </w:r>
+                    <w:r>
+                      <w:rPr>
+                        <w:rFonts w:ascii="Arial" w:hAnsi="Arial"/>
+                        <w:b/>
+                        <w:i/>
+                        <w:color w:val="000000"/>
+                        <w:spacing w:val="-5"/>
+                        <w:sz w:val="14"/>
+                      </w:rPr>
+                      <w:fldChar w:fldCharType="separate"/>
+                    </w:r>
+                    <w:r>
+                      <w:rPr>
+                        <w:rFonts w:ascii="Arial" w:hAnsi="Arial"/>
+                        <w:b/>
+                        <w:i/>
+                        <w:color w:val="000000"/>
+                        <w:spacing w:val="-5"/>
+                        <w:sz w:val="14"/>
+                      </w:rPr>
+                      <w:t>8</w:t>
+                    </w:r>
+                    <w:r>
+                      <w:rPr>
+                        <w:rFonts w:ascii="Arial" w:hAnsi="Arial"/>
+                        <w:b/>
+                        <w:i/>
+                        <w:color w:val="000000"/>
+                        <w:spacing w:val="-5"/>
+                        <w:sz w:val="14"/>
+                      </w:rPr>
+                      <w:fldChar w:fldCharType="end"/>
                     </w:r>
                   </w:p>
                 </w:txbxContent>
